--- a/Requerimientos.docx
+++ b/Requerimientos.docx
@@ -8,6 +8,135 @@
       </w:pPr>
       <w:r>
         <w:t>Requerimientos</w:t>
+      </w:r>
+    </w:p>
+    <w:p>
+      <w:pPr>
+        <w:pStyle w:val="Prrafodelista"/>
+        <w:numPr>
+          <w:ilvl w:val="0"/>
+          <w:numId w:val="3"/>
+        </w:numPr>
+      </w:pPr>
+      <w:r>
+        <w:t>Registrar alumnos</w:t>
+      </w:r>
+    </w:p>
+    <w:p>
+      <w:pPr>
+        <w:pStyle w:val="Prrafodelista"/>
+        <w:numPr>
+          <w:ilvl w:val="0"/>
+          <w:numId w:val="3"/>
+        </w:numPr>
+      </w:pPr>
+      <w:r>
+        <w:t>Registrar maestros</w:t>
+      </w:r>
+    </w:p>
+    <w:p>
+      <w:pPr>
+        <w:pStyle w:val="Prrafodelista"/>
+        <w:numPr>
+          <w:ilvl w:val="0"/>
+          <w:numId w:val="3"/>
+        </w:numPr>
+      </w:pPr>
+      <w:r>
+        <w:t>Asignarles un grupo a los alumnos</w:t>
+      </w:r>
+    </w:p>
+    <w:p>
+      <w:pPr>
+        <w:pStyle w:val="Prrafodelista"/>
+        <w:numPr>
+          <w:ilvl w:val="0"/>
+          <w:numId w:val="3"/>
+        </w:numPr>
+      </w:pPr>
+      <w:r>
+        <w:t>Agregarles un grado a los alumnos</w:t>
+      </w:r>
+    </w:p>
+    <w:p>
+      <w:pPr>
+        <w:pStyle w:val="Prrafodelista"/>
+        <w:numPr>
+          <w:ilvl w:val="0"/>
+          <w:numId w:val="3"/>
+        </w:numPr>
+      </w:pPr>
+      <w:r>
+        <w:t>Agregarles un status a los alumnos de Activo</w:t>
+      </w:r>
+      <w:r>
+        <w:t xml:space="preserve"> y</w:t>
+      </w:r>
+      <w:r>
+        <w:t xml:space="preserve"> Baja</w:t>
+      </w:r>
+    </w:p>
+    <w:p>
+      <w:pPr>
+        <w:pStyle w:val="Prrafodelista"/>
+        <w:numPr>
+          <w:ilvl w:val="0"/>
+          <w:numId w:val="3"/>
+        </w:numPr>
+      </w:pPr>
+      <w:r>
+        <w:t>Calificación mínima de 6 para aprobar</w:t>
+      </w:r>
+    </w:p>
+    <w:p>
+      <w:pPr>
+        <w:pStyle w:val="Prrafodelista"/>
+        <w:numPr>
+          <w:ilvl w:val="0"/>
+          <w:numId w:val="3"/>
+        </w:numPr>
+      </w:pPr>
+      <w:r>
+        <w:t>Grupo máximo de 35</w:t>
+      </w:r>
+    </w:p>
+    <w:p>
+      <w:pPr>
+        <w:pStyle w:val="Prrafodelista"/>
+        <w:numPr>
+          <w:ilvl w:val="0"/>
+          <w:numId w:val="3"/>
+        </w:numPr>
+      </w:pPr>
+      <w:r>
+        <w:t>Los alumnos pueden ver sus calificaciones</w:t>
+      </w:r>
+    </w:p>
+    <w:p>
+      <w:pPr>
+        <w:pStyle w:val="Prrafodelista"/>
+        <w:numPr>
+          <w:ilvl w:val="0"/>
+          <w:numId w:val="3"/>
+        </w:numPr>
+      </w:pPr>
+      <w:r>
+        <w:t xml:space="preserve">Los maestros pueden asignar y cambiar calificación </w:t>
+      </w:r>
+      <w:r>
+        <w:t>a los alumnos de su grupo</w:t>
+      </w:r>
+    </w:p>
+    <w:p>
+      <w:pPr>
+        <w:pStyle w:val="Prrafodelista"/>
+        <w:numPr>
+          <w:ilvl w:val="0"/>
+          <w:numId w:val="3"/>
+        </w:numPr>
+      </w:pPr>
+      <w:r>
+        <w:t>Agregar un usuario: Administrativo, quien se encargará de asignar grupos a los alumnos y a los maestros</w:t>
       </w:r>
     </w:p>
     <w:p>
@@ -21,11 +150,19 @@
           <w:highlight w:val="yellow"/>
         </w:rPr>
       </w:pPr>
+      <w:bookmarkStart w:id="0" w:name="_Hlk227060204"/>
       <w:r>
         <w:rPr>
           <w:highlight w:val="yellow"/>
         </w:rPr>
-        <w:t>Registrar alumnos</w:t>
+        <w:t xml:space="preserve">Pasar de año a los alumnos </w:t>
+      </w:r>
+      <w:bookmarkEnd w:id="0"/>
+      <w:r>
+        <w:rPr>
+          <w:highlight w:val="yellow"/>
+        </w:rPr>
+        <w:t>después del fin del ciclo escolar (solo aprobados)</w:t>
       </w:r>
     </w:p>
     <w:p>
@@ -35,15 +172,9 @@
           <w:ilvl w:val="0"/>
           <w:numId w:val="3"/>
         </w:numPr>
-        <w:rPr>
-          <w:highlight w:val="yellow"/>
-        </w:rPr>
-      </w:pPr>
-      <w:r>
-        <w:rPr>
-          <w:highlight w:val="yellow"/>
-        </w:rPr>
-        <w:t>Registrar maestros</w:t>
+      </w:pPr>
+      <w:r>
+        <w:t>Rol directivo: Puede hacer todo</w:t>
       </w:r>
     </w:p>
     <w:p>
@@ -53,135 +184,9 @@
           <w:ilvl w:val="0"/>
           <w:numId w:val="3"/>
         </w:numPr>
-        <w:rPr>
-          <w:highlight w:val="yellow"/>
-        </w:rPr>
-      </w:pPr>
-      <w:r>
-        <w:rPr>
-          <w:highlight w:val="yellow"/>
-        </w:rPr>
-        <w:t>Asignarles un grupo a los alumnos</w:t>
-      </w:r>
-    </w:p>
-    <w:p>
-      <w:pPr>
-        <w:pStyle w:val="Prrafodelista"/>
-        <w:numPr>
-          <w:ilvl w:val="0"/>
-          <w:numId w:val="3"/>
-        </w:numPr>
-        <w:rPr>
-          <w:highlight w:val="yellow"/>
-        </w:rPr>
-      </w:pPr>
-      <w:r>
-        <w:rPr>
-          <w:highlight w:val="yellow"/>
-        </w:rPr>
-        <w:t>Agregarles un grado a los alumnos</w:t>
-      </w:r>
-    </w:p>
-    <w:p>
-      <w:pPr>
-        <w:pStyle w:val="Prrafodelista"/>
-        <w:numPr>
-          <w:ilvl w:val="0"/>
-          <w:numId w:val="3"/>
-        </w:numPr>
-        <w:rPr>
-          <w:highlight w:val="yellow"/>
-        </w:rPr>
-      </w:pPr>
-      <w:r>
-        <w:rPr>
-          <w:highlight w:val="yellow"/>
-        </w:rPr>
-        <w:t>Agregarles un status a los alumnos de Activo</w:t>
-      </w:r>
-      <w:r>
-        <w:rPr>
-          <w:highlight w:val="yellow"/>
-        </w:rPr>
-        <w:t xml:space="preserve"> y</w:t>
-      </w:r>
-      <w:r>
-        <w:rPr>
-          <w:highlight w:val="yellow"/>
-        </w:rPr>
-        <w:t xml:space="preserve"> Baja</w:t>
-      </w:r>
-    </w:p>
-    <w:p>
-      <w:pPr>
-        <w:pStyle w:val="Prrafodelista"/>
-        <w:numPr>
-          <w:ilvl w:val="0"/>
-          <w:numId w:val="3"/>
-        </w:numPr>
-      </w:pPr>
-      <w:r>
-        <w:t>Calificación mínima de 6 para aprobar</w:t>
-      </w:r>
-    </w:p>
-    <w:p>
-      <w:pPr>
-        <w:pStyle w:val="Prrafodelista"/>
-        <w:numPr>
-          <w:ilvl w:val="0"/>
-          <w:numId w:val="3"/>
-        </w:numPr>
-      </w:pPr>
-      <w:r>
-        <w:t>Grupo máximo de 35</w:t>
-      </w:r>
-    </w:p>
-    <w:p>
-      <w:pPr>
-        <w:pStyle w:val="Prrafodelista"/>
-        <w:numPr>
-          <w:ilvl w:val="0"/>
-          <w:numId w:val="3"/>
-        </w:numPr>
-      </w:pPr>
-      <w:r>
-        <w:t>Los alumnos pueden ver sus calificaciones</w:t>
-      </w:r>
-    </w:p>
-    <w:p>
-      <w:pPr>
-        <w:pStyle w:val="Prrafodelista"/>
-        <w:numPr>
-          <w:ilvl w:val="0"/>
-          <w:numId w:val="3"/>
-        </w:numPr>
-      </w:pPr>
-      <w:r>
-        <w:t>Los maestros solo pueden asignar y cambiar calificación en cierto periodo</w:t>
-      </w:r>
-    </w:p>
-    <w:p>
-      <w:pPr>
-        <w:pStyle w:val="Prrafodelista"/>
-        <w:numPr>
-          <w:ilvl w:val="0"/>
-          <w:numId w:val="3"/>
-        </w:numPr>
-      </w:pPr>
-      <w:r>
-        <w:t>Agregar un usuario: Administrativo, quien se encargará de asignar grupos a los alumnos y a los maestros</w:t>
-      </w:r>
-    </w:p>
-    <w:p>
-      <w:pPr>
-        <w:pStyle w:val="Prrafodelista"/>
-        <w:numPr>
-          <w:ilvl w:val="0"/>
-          <w:numId w:val="3"/>
-        </w:numPr>
-      </w:pPr>
-      <w:r>
-        <w:t>Rol directivo: Puede hacer todo</w:t>
+      </w:pPr>
+      <w:r>
+        <w:t xml:space="preserve">Apartado con publicaciones en línea </w:t>
       </w:r>
     </w:p>
     <w:p>
@@ -252,6 +257,12 @@
       <w:r>
         <w:t>, imprimir boleta de calificaciones por grupo</w:t>
       </w:r>
+      <w:r>
+        <w:t xml:space="preserve">, </w:t>
+      </w:r>
+      <w:r>
+        <w:t>Pasar de año a los alumnos</w:t>
+      </w:r>
     </w:p>
     <w:p>
       <w:pPr>
@@ -270,105 +281,8 @@
     </w:p>
     <w:p>
       <w:pPr>
-        <w:pStyle w:val="Ttulo1"/>
-      </w:pPr>
-      <w:r>
-        <w:t>Paleta de colores</w:t>
-      </w:r>
-    </w:p>
-    <w:p>
-      <w:pPr>
         <w:pStyle w:val="Prrafodelista"/>
-        <w:numPr>
-          <w:ilvl w:val="0"/>
-          <w:numId w:val="4"/>
-        </w:numPr>
-      </w:pPr>
-      <w:proofErr w:type="spellStart"/>
-      <w:r>
-        <w:t>Header</w:t>
-      </w:r>
-      <w:proofErr w:type="spellEnd"/>
-      <w:r>
-        <w:t xml:space="preserve"> y </w:t>
-      </w:r>
-      <w:proofErr w:type="spellStart"/>
-      <w:r>
-        <w:t>navbar</w:t>
-      </w:r>
-      <w:proofErr w:type="spellEnd"/>
-      <w:r>
-        <w:t>: Azul #007BFF</w:t>
-      </w:r>
-    </w:p>
-    <w:p>
-      <w:pPr>
-        <w:pStyle w:val="Prrafodelista"/>
-        <w:numPr>
-          <w:ilvl w:val="0"/>
-          <w:numId w:val="4"/>
-        </w:numPr>
-      </w:pPr>
-      <w:r>
-        <w:t>Botones principales: Naranja #</w:t>
-      </w:r>
-      <w:r>
-        <w:t>FFD000</w:t>
-      </w:r>
-    </w:p>
-    <w:p>
-      <w:pPr>
-        <w:pStyle w:val="Prrafodelista"/>
-        <w:numPr>
-          <w:ilvl w:val="0"/>
-          <w:numId w:val="4"/>
-        </w:numPr>
-      </w:pPr>
-      <w:r>
-        <w:t>Fondos de secciones: Azul claro #E9F2FB</w:t>
-      </w:r>
-    </w:p>
-    <w:p>
-      <w:pPr>
-        <w:pStyle w:val="Prrafodelista"/>
-        <w:numPr>
-          <w:ilvl w:val="0"/>
-          <w:numId w:val="4"/>
-        </w:numPr>
-      </w:pPr>
-      <w:r>
-        <w:t>Texto: Gris oscuro #333</w:t>
-      </w:r>
-    </w:p>
-    <w:p>
-      <w:pPr>
-        <w:pStyle w:val="Prrafodelista"/>
-        <w:numPr>
-          <w:ilvl w:val="0"/>
-          <w:numId w:val="4"/>
-        </w:numPr>
-      </w:pPr>
-      <w:r>
-        <w:t>Calificación &gt; 8: Verde #28A745</w:t>
-      </w:r>
-    </w:p>
-    <w:p>
-      <w:pPr>
-        <w:pStyle w:val="Prrafodelista"/>
-        <w:numPr>
-          <w:ilvl w:val="0"/>
-          <w:numId w:val="4"/>
-        </w:numPr>
-      </w:pPr>
-      <w:r>
-        <w:t>Calificaci</w:t>
-      </w:r>
-      <w:r>
-        <w:t>ó</w:t>
-      </w:r>
-      <w:r>
-        <w:t>n &lt; 6: Rojo claro #FF6B6B</w:t>
-      </w:r>
+      </w:pPr>
     </w:p>
     <w:sectPr>
       <w:pgSz w:w="12240" w:h="15840"/>
